--- a/文案/第二版/第一节：开端（定型）.docx
+++ b/文案/第二版/第一节：开端（定型）.docx
@@ -44,7 +44,7 @@
           <w:szCs w:val="24"/>
           <w:lang w:val="en-US" w:eastAsia="zh-CN"/>
         </w:rPr>
-        <w:t xml:space="preserve">    ①这是一个四四方方的石屋，但若是真的将它看成是石屋，想要打上一拳的，一定会吃一个大亏。在这石屋的中心处，是一个印刻在地面上的八卦阵，只不过与正统的八卦阵不同的是，它既没有两仪，也没有八卦，这实际上是一个奇门阵，由正宫，四象组成，八卦隐而不显。奇门阵四周还延伸出了一些沟槽，通往附近的墙壁，不知是何用处。事实上，这是这个世界曾经的道教留下的奇门镇器的控制室，而我们所要讲述的故事，就在这里展开，至于为什么是在这里，为什么是古道教，一切的谜题，都在今天故事的主人公，刘光的身上......</w:t>
+        <w:t xml:space="preserve">    ①</w:t>
       </w:r>
     </w:p>
     <w:p>
@@ -64,7 +64,7 @@
           <w:szCs w:val="24"/>
           <w:lang w:val="en-US" w:eastAsia="zh-CN"/>
         </w:rPr>
-        <w:t>②伴随着一阵呻吟声，刘光痛苦的扶住了脑袋，缓了一会，他四处张望了下“这是哪里啊，我似乎我刚刚是在和教宗说话，在道教的奇门殿上的”，刘光背靠着墙站了起来，“这四周的墙壁，看起来好像也就是些石头，...围着这里走一圈看看吧。”，刘光伸手摸索着墙边走着，突然手指似乎碰到了什么机关，只听见咔哒一声，伴随着一阵轰隆隆的机关响声，四周的墙壁各自裂开了几个洞，露出了藏在里面的灯台。</w:t>
+        <w:t>②“这是哪里啊，我似乎我刚刚是在和教宗说话，在道教的奇门殿上的”，刘光背靠着墙站了起来，“这四周的墙壁，看起来好像也就是些石头，...围着这里走一圈看看吧。”，刘光伸手摸索着墙边走着，突然手指似乎碰到了什么机关，只听见咔哒一声，伴随着一阵轰隆隆的机关响声，四周的墙壁各自裂开了几个洞，露出了藏在里面的灯台。</w:t>
       </w:r>
     </w:p>
     <w:p>
@@ -121,105 +121,114 @@
           <w:szCs w:val="24"/>
           <w:lang w:val="en-US" w:eastAsia="zh-CN"/>
         </w:rPr>
-        <w:t xml:space="preserve">   ⑤正当刘光胡思乱想的时候，他的血液终于流到了正中心的空缺中，在他的注视下，空缺处逐渐升起，缓缓显现出了一个缩小后的八卦阵，并开始缓缓运转起来。</w:t>
-      </w:r>
-    </w:p>
-    <w:p>
-      <w:pPr>
-        <w:rPr>
-          <w:rFonts w:hint="eastAsia"/>
-          <w:sz w:val="24"/>
-          <w:szCs w:val="24"/>
-          <w:lang w:val="en-US" w:eastAsia="zh-CN"/>
-        </w:rPr>
-      </w:pPr>
-      <w:r>
-        <w:rPr>
-          <w:rFonts w:hint="eastAsia"/>
-          <w:sz w:val="24"/>
-          <w:szCs w:val="24"/>
-          <w:lang w:val="en-US" w:eastAsia="zh-CN"/>
-        </w:rPr>
-        <w:t xml:space="preserve">  ⑥随着这个小号的八卦阵的运转，外圈的奇门阵也开始缓慢运转，通向四周墙壁的沟槽也逐渐开裂，整个房间似乎都开始随着八卦阵的运转，出现了一些说不清道不明的变化。</w:t>
-      </w:r>
-    </w:p>
-    <w:p>
-      <w:pPr>
-        <w:rPr>
-          <w:rFonts w:hint="eastAsia"/>
-          <w:sz w:val="24"/>
-          <w:szCs w:val="24"/>
-          <w:lang w:val="en-US" w:eastAsia="zh-CN"/>
-        </w:rPr>
-      </w:pPr>
-      <w:r>
-        <w:rPr>
-          <w:rFonts w:hint="eastAsia"/>
-          <w:sz w:val="24"/>
-          <w:szCs w:val="24"/>
-          <w:lang w:val="en-US" w:eastAsia="zh-CN"/>
-        </w:rPr>
-        <w:t xml:space="preserve">  ⑦就在刘光惊慌之刻，八卦阵缓缓停下了转动，与此同时响起了一个苍老的声音：“道生一，一生二，二生三，三生万物，演化两仪，催生四象，洞察八卦。愚者为人，投入生门试炼！”</w:t>
-      </w:r>
-    </w:p>
-    <w:p>
-      <w:pPr>
-        <w:rPr>
-          <w:rFonts w:hint="eastAsia"/>
-          <w:sz w:val="24"/>
-          <w:szCs w:val="24"/>
-          <w:lang w:val="en-US" w:eastAsia="zh-CN"/>
-        </w:rPr>
-      </w:pPr>
-      <w:r>
-        <w:rPr>
-          <w:rFonts w:hint="eastAsia"/>
-          <w:sz w:val="24"/>
-          <w:szCs w:val="24"/>
-          <w:lang w:val="en-US" w:eastAsia="zh-CN"/>
-        </w:rPr>
-        <w:t xml:space="preserve">  ⑧声音落下，奇门阵外侧显现出了八卦阵势，墙壁缓缓转动，由四面转为八面，生门所对墙壁应声裂开了一个通道，另一面是深不见底的黑暗，不知通向何处。</w:t>
-      </w:r>
-    </w:p>
-    <w:p>
-      <w:pPr>
-        <w:rPr>
-          <w:rFonts w:hint="eastAsia"/>
-          <w:sz w:val="24"/>
-          <w:szCs w:val="24"/>
-          <w:lang w:val="en-US" w:eastAsia="zh-CN"/>
-        </w:rPr>
-      </w:pPr>
-      <w:r>
-        <w:rPr>
-          <w:rFonts w:hint="eastAsia"/>
-          <w:sz w:val="24"/>
-          <w:szCs w:val="24"/>
-          <w:lang w:val="en-US" w:eastAsia="zh-CN"/>
-        </w:rPr>
-        <w:t xml:space="preserve">  ⑨刘光还在思索那个声音所说的都是什么意思，当看到生门对面的墙壁裂开后，他觉得，别的话他可能没懂，但是，“你妹的，愚者是说的我吧？吃你家大米了？这么骂我。”不爽的骂了两句后，刘光耸了耸肩，“所以看样子，没人打算来给我解释下这是什么情况，唯一的选择就是那个黑洞洞的通道了呗，唉，这展开真离奇。”刘光摇了摇头，无奈之下，还是选择了向那个通道迈出了脚步。</w:t>
-      </w:r>
-    </w:p>
-    <w:p>
-      <w:pPr>
-        <w:rPr>
-          <w:rFonts w:hint="default"/>
-          <w:sz w:val="24"/>
-          <w:szCs w:val="24"/>
-          <w:lang w:val="en-US" w:eastAsia="zh-CN"/>
-        </w:rPr>
-      </w:pPr>
-      <w:r>
-        <w:rPr>
-          <w:rFonts w:hint="eastAsia"/>
-          <w:sz w:val="24"/>
-          <w:szCs w:val="24"/>
-          <w:lang w:val="en-US" w:eastAsia="zh-CN"/>
-        </w:rPr>
-        <w:t xml:space="preserve">   ⑩当他走入通道后，后面的墙壁随之封闭，通道两侧也开始逐一亮起萤火虫般的光亮，刘光回头看了看，挠了挠脑袋，“真就一条路走到黑呗？也不一定，这开始亮灯了，万一是走向光明呢？”，他自嘲地笑了笑，回过头去，步伐坚定地向着这个看似没有尽头的路的另一端大踏步走了过去......</w:t>
+        <w:t xml:space="preserve">   ⑤正当刘光胡思乱想的时候，他的血液终于流到了正中心的空缺中，在他的注视下，空缺处逐渐升起，缓缓显现出了一个缩小后的八卦阵，并开始缓缓运转</w:t>
       </w:r>
       <w:bookmarkStart w:id="0" w:name="_GoBack"/>
       <w:bookmarkEnd w:id="0"/>
+      <w:r>
+        <w:rPr>
+          <w:rFonts w:hint="eastAsia"/>
+          <w:sz w:val="24"/>
+          <w:szCs w:val="24"/>
+          <w:lang w:val="en-US" w:eastAsia="zh-CN"/>
+        </w:rPr>
+        <w:t>起来。</w:t>
+      </w:r>
+    </w:p>
+    <w:p>
+      <w:pPr>
+        <w:rPr>
+          <w:rFonts w:hint="eastAsia"/>
+          <w:sz w:val="24"/>
+          <w:szCs w:val="24"/>
+          <w:lang w:val="en-US" w:eastAsia="zh-CN"/>
+        </w:rPr>
+      </w:pPr>
+      <w:r>
+        <w:rPr>
+          <w:rFonts w:hint="eastAsia"/>
+          <w:sz w:val="24"/>
+          <w:szCs w:val="24"/>
+          <w:lang w:val="en-US" w:eastAsia="zh-CN"/>
+        </w:rPr>
+        <w:t xml:space="preserve">  ⑥随着这个小号的八卦阵的运转，外圈的奇门阵也开始缓慢运转，通向四周墙壁的沟槽也逐渐开裂，整个房间似乎都开始随着八卦阵的运转，出现了一些说不清道不明的变化。</w:t>
+      </w:r>
+    </w:p>
+    <w:p>
+      <w:pPr>
+        <w:rPr>
+          <w:rFonts w:hint="eastAsia"/>
+          <w:sz w:val="24"/>
+          <w:szCs w:val="24"/>
+          <w:lang w:val="en-US" w:eastAsia="zh-CN"/>
+        </w:rPr>
+      </w:pPr>
+      <w:r>
+        <w:rPr>
+          <w:rFonts w:hint="eastAsia"/>
+          <w:sz w:val="24"/>
+          <w:szCs w:val="24"/>
+          <w:lang w:val="en-US" w:eastAsia="zh-CN"/>
+        </w:rPr>
+        <w:t xml:space="preserve">  ⑦就在刘光惊慌之刻，八卦阵缓缓停下了转动，与此同时响起了一个苍老的声音：“道生一，一生二，二生三，三生万物，演化两仪，催生四象，洞察八卦。愚者为人，投入生门试炼！”</w:t>
+      </w:r>
+    </w:p>
+    <w:p>
+      <w:pPr>
+        <w:rPr>
+          <w:rFonts w:hint="eastAsia"/>
+          <w:sz w:val="24"/>
+          <w:szCs w:val="24"/>
+          <w:lang w:val="en-US" w:eastAsia="zh-CN"/>
+        </w:rPr>
+      </w:pPr>
+      <w:r>
+        <w:rPr>
+          <w:rFonts w:hint="eastAsia"/>
+          <w:sz w:val="24"/>
+          <w:szCs w:val="24"/>
+          <w:lang w:val="en-US" w:eastAsia="zh-CN"/>
+        </w:rPr>
+        <w:t xml:space="preserve">  ⑧声音落下，奇门阵外侧显现出了八卦阵势，墙壁缓缓转动，由四面转为八面，生门所对墙壁应声裂开了一个通道，另一面是深不见底的黑暗，不知通向何处。</w:t>
+      </w:r>
+    </w:p>
+    <w:p>
+      <w:pPr>
+        <w:rPr>
+          <w:rFonts w:hint="eastAsia"/>
+          <w:sz w:val="24"/>
+          <w:szCs w:val="24"/>
+          <w:lang w:val="en-US" w:eastAsia="zh-CN"/>
+        </w:rPr>
+      </w:pPr>
+      <w:r>
+        <w:rPr>
+          <w:rFonts w:hint="eastAsia"/>
+          <w:sz w:val="24"/>
+          <w:szCs w:val="24"/>
+          <w:lang w:val="en-US" w:eastAsia="zh-CN"/>
+        </w:rPr>
+        <w:t xml:space="preserve">  ⑨刘光还在思索那个声音所说的都是什么意思，当看到生门对面的墙壁裂开后，他觉得，别的话他可能没懂，但是，“你妹的，愚者是说的我吧？吃你家大米了？这么骂我。”不爽的骂了两句后，刘光耸了耸肩，“所以看样子，没人打算来给我解释下这是什么情况，唯一的选择就是那个黑洞洞的通道了呗，唉，这展开真离奇。”刘光摇了摇头，无奈之下，还是选择了向那个通道迈出了脚步。</w:t>
+      </w:r>
+    </w:p>
+    <w:p>
+      <w:pPr>
+        <w:rPr>
+          <w:rFonts w:hint="default"/>
+          <w:sz w:val="24"/>
+          <w:szCs w:val="24"/>
+          <w:lang w:val="en-US" w:eastAsia="zh-CN"/>
+        </w:rPr>
+      </w:pPr>
+      <w:r>
+        <w:rPr>
+          <w:rFonts w:hint="eastAsia"/>
+          <w:sz w:val="24"/>
+          <w:szCs w:val="24"/>
+          <w:lang w:val="en-US" w:eastAsia="zh-CN"/>
+        </w:rPr>
+        <w:t xml:space="preserve">   ⑩当他走入通道后，后面的墙壁随之封闭，通道两侧也开始逐一亮起萤火虫般的光亮，刘光回头看了看，挠了挠脑袋，“真就一条路走到黑呗？也不一定，这开始亮灯了，万一是走向光明呢？”，他自嘲地笑了笑，回过头去，步伐坚定地向着这个看似没有尽头的路的另一端大踏步走了过去......</w:t>
+      </w:r>
     </w:p>
     <w:sectPr>
       <w:pgSz w:w="11906" w:h="16838"/>
